--- a/ICT80004-Internship_Project/Mid_Internship_Project_Review/ICT80004-Review Form_Arun.docx
+++ b/ICT80004-Internship_Project/Mid_Internship_Project_Review/ICT80004-Review Form_Arun.docx
@@ -518,7 +518,7 @@
           </mc:Choice>
           <mc:Fallback>
             <w:pict>
-              <v:shape w14:anchorId="3DFB6D1F" id="Graphic 2" o:spid="_x0000_s1026" style="position:absolute;margin-left:142.05pt;margin-top:25.55pt;width:219.95pt;height:.1pt;z-index:251640832;visibility:visible;mso-wrap-style:square;mso-wrap-distance-left:0;mso-wrap-distance-top:0;mso-wrap-distance-right:0;mso-wrap-distance-bottom:0;mso-position-horizontal:absolute;mso-position-horizontal-relative:page;mso-position-vertical:absolute;mso-position-vertical-relative:text;v-text-anchor:top" coordsize="2793365,1270" o:gfxdata="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" path="m,l2792943,e" filled="f" strokeweight=".25314mm">
+              <v:shape w14:anchorId="081E9960" id="Graphic 2" o:spid="_x0000_s1026" style="position:absolute;margin-left:142.05pt;margin-top:25.55pt;width:219.95pt;height:.1pt;z-index:251640832;visibility:visible;mso-wrap-style:square;mso-wrap-distance-left:0;mso-wrap-distance-top:0;mso-wrap-distance-right:0;mso-wrap-distance-bottom:0;mso-position-horizontal:absolute;mso-position-horizontal-relative:page;mso-position-vertical:absolute;mso-position-vertical-relative:text;v-text-anchor:top" coordsize="2793365,1270" o:gfxdata="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" path="m,l2792943,e" filled="f" strokeweight=".25314mm">
                 <v:path arrowok="t"/>
                 <w10:wrap anchorx="page"/>
               </v:shape>
@@ -601,7 +601,7 @@
           </mc:Choice>
           <mc:Fallback>
             <w:pict>
-              <v:shape w14:anchorId="43C1E307" id="Graphic 3" o:spid="_x0000_s1026" style="position:absolute;margin-left:412.25pt;margin-top:25.55pt;width:110pt;height:.1pt;z-index:251643904;visibility:visible;mso-wrap-style:square;mso-wrap-distance-left:0;mso-wrap-distance-top:0;mso-wrap-distance-right:0;mso-wrap-distance-bottom:0;mso-position-horizontal:absolute;mso-position-horizontal-relative:page;mso-position-vertical:absolute;mso-position-vertical-relative:text;v-text-anchor:top" coordsize="1397000,1270" o:gfxdata="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" path="m,l1396471,e" filled="f" strokeweight=".25314mm">
+              <v:shape w14:anchorId="261CFA65" id="Graphic 3" o:spid="_x0000_s1026" style="position:absolute;margin-left:412.25pt;margin-top:25.55pt;width:110pt;height:.1pt;z-index:251643904;visibility:visible;mso-wrap-style:square;mso-wrap-distance-left:0;mso-wrap-distance-top:0;mso-wrap-distance-right:0;mso-wrap-distance-bottom:0;mso-position-horizontal:absolute;mso-position-horizontal-relative:page;mso-position-vertical:absolute;mso-position-vertical-relative:text;v-text-anchor:top" coordsize="1397000,1270" o:gfxdata="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" path="m,l1396471,e" filled="f" strokeweight=".25314mm">
                 <v:path arrowok="t"/>
                 <w10:wrap anchorx="page"/>
               </v:shape>
@@ -840,7 +840,7 @@
           </mc:Choice>
           <mc:Fallback>
             <w:pict>
-              <v:shape w14:anchorId="3E9A0275" id="Graphic 4" o:spid="_x0000_s1026" style="position:absolute;margin-left:135.05pt;margin-top:25.45pt;width:384.9pt;height:.1pt;z-index:251646976;visibility:visible;mso-wrap-style:square;mso-wrap-distance-left:0;mso-wrap-distance-top:0;mso-wrap-distance-right:0;mso-wrap-distance-bottom:0;mso-position-horizontal:absolute;mso-position-horizontal-relative:page;mso-position-vertical:absolute;mso-position-vertical-relative:text;v-text-anchor:top" coordsize="4888230,1270" o:gfxdata="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" path="m,l279294,em279294,l4887651,e" filled="f" strokeweight=".25314mm">
+              <v:shape w14:anchorId="2EA6E005" id="Graphic 4" o:spid="_x0000_s1026" style="position:absolute;margin-left:135.05pt;margin-top:25.45pt;width:384.9pt;height:.1pt;z-index:251646976;visibility:visible;mso-wrap-style:square;mso-wrap-distance-left:0;mso-wrap-distance-top:0;mso-wrap-distance-right:0;mso-wrap-distance-bottom:0;mso-position-horizontal:absolute;mso-position-horizontal-relative:page;mso-position-vertical:absolute;mso-position-vertical-relative:text;v-text-anchor:top" coordsize="4888230,1270" o:gfxdata="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" path="m,l279294,em279294,l4887651,e" filled="f" strokeweight=".25314mm">
                 <v:path arrowok="t"/>
                 <w10:wrap anchorx="page"/>
               </v:shape>
@@ -922,7 +922,7 @@
           </mc:Choice>
           <mc:Fallback>
             <w:pict>
-              <v:shape w14:anchorId="4E382FBF" id="Graphic 5" o:spid="_x0000_s1026" style="position:absolute;margin-left:456.7pt;margin-top:52.2pt;width:60.5pt;height:.1pt;z-index:251653120;visibility:visible;mso-wrap-style:square;mso-wrap-distance-left:0;mso-wrap-distance-top:0;mso-wrap-distance-right:0;mso-wrap-distance-bottom:0;mso-position-horizontal:absolute;mso-position-horizontal-relative:page;mso-position-vertical:absolute;mso-position-vertical-relative:text;v-text-anchor:top" coordsize="768350,1270" o:gfxdata="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" path="m,l768059,e" filled="f" strokeweight=".25314mm">
+              <v:shape w14:anchorId="23ACA932" id="Graphic 5" o:spid="_x0000_s1026" style="position:absolute;margin-left:456.7pt;margin-top:52.2pt;width:60.5pt;height:.1pt;z-index:251653120;visibility:visible;mso-wrap-style:square;mso-wrap-distance-left:0;mso-wrap-distance-top:0;mso-wrap-distance-right:0;mso-wrap-distance-bottom:0;mso-position-horizontal:absolute;mso-position-horizontal-relative:page;mso-position-vertical:absolute;mso-position-vertical-relative:text;v-text-anchor:top" coordsize="768350,1270" o:gfxdata="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" path="m,l768059,e" filled="f" strokeweight=".25314mm">
                 <v:path arrowok="t"/>
                 <w10:wrap anchorx="page"/>
               </v:shape>
@@ -1197,7 +1197,7 @@
           </mc:Choice>
           <mc:Fallback>
             <w:pict>
-              <v:shape w14:anchorId="44777AFF" id="Graphic 6" o:spid="_x0000_s1026" style="position:absolute;margin-left:164.75pt;margin-top:12.15pt;width:197.95pt;height:.1pt;z-index:251650048;visibility:visible;mso-wrap-style:square;mso-wrap-distance-left:0;mso-wrap-distance-top:0;mso-wrap-distance-right:0;mso-wrap-distance-bottom:0;mso-position-horizontal:absolute;mso-position-horizontal-relative:page;mso-position-vertical:absolute;mso-position-vertical-relative:text;v-text-anchor:top" coordsize="2513965,1270" o:gfxdata="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" path="m,l2513649,e" filled="f" strokeweight=".25314mm">
+              <v:shape w14:anchorId="23F1777C" id="Graphic 6" o:spid="_x0000_s1026" style="position:absolute;margin-left:164.75pt;margin-top:12.15pt;width:197.95pt;height:.1pt;z-index:251650048;visibility:visible;mso-wrap-style:square;mso-wrap-distance-left:0;mso-wrap-distance-top:0;mso-wrap-distance-right:0;mso-wrap-distance-bottom:0;mso-position-horizontal:absolute;mso-position-horizontal-relative:page;mso-position-vertical:absolute;mso-position-vertical-relative:text;v-text-anchor:top" coordsize="2513965,1270" o:gfxdata="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" path="m,l2513649,e" filled="f" strokeweight=".25314mm">
                 <v:path arrowok="t"/>
                 <w10:wrap anchorx="page"/>
               </v:shape>
@@ -1619,7 +1619,7 @@
                 </mc:Choice>
                 <mc:Fallback>
                   <w:pict>
-                    <v:group w14:anchorId="6F09891E" id="Group 7" o:spid="_x0000_s1026" style="position:absolute;margin-left:0;margin-top:-13.65pt;width:198.55pt;height:29.8pt;z-index:-251641856;mso-wrap-distance-left:0;mso-wrap-distance-right:0" coordsize="25215,3784" o:gfxdata="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">
+                    <v:group w14:anchorId="74B41920" id="Group 7" o:spid="_x0000_s1026" style="position:absolute;margin-left:0;margin-top:-13.65pt;width:198.55pt;height:29.8pt;z-index:-251641856;mso-wrap-distance-left:0;mso-wrap-distance-right:0" coordsize="25215,3784" o:gfxdata="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">
                       <v:shape id="Graphic 8" o:spid="_x0000_s1027" style="position:absolute;left:30;top:30;width:25152;height:3721;visibility:visible;mso-wrap-style:square;v-text-anchor:top" coordsize="2515235,372110" o:gfxdata="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" path="m,l2514930,371856e" filled="f" strokeweight=".48pt">
                         <v:path arrowok="t"/>
                       </v:shape>
@@ -5137,154 +5137,64 @@
           <w:szCs w:val="24"/>
         </w:rPr>
         <mc:AlternateContent>
-          <mc:Choice Requires="wpg">
+          <mc:Choice Requires="wps">
             <w:drawing>
-              <wp:inline distT="0" distB="0" distL="0" distR="0" wp14:anchorId="0EEA6C66" wp14:editId="524D4F9C">
-                <wp:extent cx="5768340" cy="695325"/>
-                <wp:effectExtent l="0" t="0" r="0" b="0"/>
-                <wp:docPr id="20" name="Group 20"/>
+              <wp:inline distT="0" distB="0" distL="0" distR="0" wp14:anchorId="1F4BFAA6" wp14:editId="1FB5F689">
+                <wp:extent cx="5761990" cy="1876425"/>
+                <wp:effectExtent l="0" t="0" r="10160" b="28575"/>
+                <wp:docPr id="1252839077" name="Textbox 19"/>
                 <wp:cNvGraphicFramePr>
                   <a:graphicFrameLocks xmlns:a="http://schemas.openxmlformats.org/drawingml/2006/main"/>
                 </wp:cNvGraphicFramePr>
                 <a:graphic xmlns:a="http://schemas.openxmlformats.org/drawingml/2006/main">
-                  <a:graphicData uri="http://schemas.microsoft.com/office/word/2010/wordprocessingGroup">
-                    <wpg:wgp>
-                      <wpg:cNvGrpSpPr>
-                        <a:grpSpLocks/>
-                      </wpg:cNvGrpSpPr>
-                      <wpg:grpSpPr>
+                  <a:graphicData uri="http://schemas.microsoft.com/office/word/2010/wordprocessingShape">
+                    <wps:wsp>
+                      <wps:cNvSpPr txBox="1">
+                        <a:spLocks/>
+                      </wps:cNvSpPr>
+                      <wps:spPr>
                         <a:xfrm>
                           <a:off x="0" y="0"/>
-                          <a:ext cx="5768340" cy="695325"/>
-                          <a:chOff x="0" y="0"/>
-                          <a:chExt cx="5768340" cy="695325"/>
+                          <a:ext cx="5761990" cy="1876425"/>
                         </a:xfrm>
-                      </wpg:grpSpPr>
-                      <wps:wsp>
-                        <wps:cNvPr id="21" name="Graphic 21"/>
-                        <wps:cNvSpPr/>
-                        <wps:spPr>
-                          <a:xfrm>
-                            <a:off x="0" y="0"/>
-                            <a:ext cx="5768340" cy="695325"/>
-                          </a:xfrm>
-                          <a:custGeom>
-                            <a:avLst/>
-                            <a:gdLst/>
-                            <a:ahLst/>
-                            <a:cxnLst/>
-                            <a:rect l="l" t="t" r="r" b="b"/>
-                            <a:pathLst>
-                              <a:path w="5768340" h="695325">
-                                <a:moveTo>
-                                  <a:pt x="5761609" y="688860"/>
-                                </a:moveTo>
-                                <a:lnTo>
-                                  <a:pt x="6096" y="688860"/>
-                                </a:lnTo>
-                                <a:lnTo>
-                                  <a:pt x="0" y="688860"/>
-                                </a:lnTo>
-                                <a:lnTo>
-                                  <a:pt x="0" y="694944"/>
-                                </a:lnTo>
-                                <a:lnTo>
-                                  <a:pt x="6096" y="694944"/>
-                                </a:lnTo>
-                                <a:lnTo>
-                                  <a:pt x="5761609" y="694944"/>
-                                </a:lnTo>
-                                <a:lnTo>
-                                  <a:pt x="5761609" y="688860"/>
-                                </a:lnTo>
-                                <a:close/>
-                              </a:path>
-                              <a:path w="5768340" h="695325">
-                                <a:moveTo>
-                                  <a:pt x="5761609" y="0"/>
-                                </a:moveTo>
-                                <a:lnTo>
-                                  <a:pt x="6096" y="0"/>
-                                </a:lnTo>
-                                <a:lnTo>
-                                  <a:pt x="0" y="0"/>
-                                </a:lnTo>
-                                <a:lnTo>
-                                  <a:pt x="0" y="6096"/>
-                                </a:lnTo>
-                                <a:lnTo>
-                                  <a:pt x="0" y="688848"/>
-                                </a:lnTo>
-                                <a:lnTo>
-                                  <a:pt x="6096" y="688848"/>
-                                </a:lnTo>
-                                <a:lnTo>
-                                  <a:pt x="6096" y="6096"/>
-                                </a:lnTo>
-                                <a:lnTo>
-                                  <a:pt x="5761609" y="6096"/>
-                                </a:lnTo>
-                                <a:lnTo>
-                                  <a:pt x="5761609" y="0"/>
-                                </a:lnTo>
-                                <a:close/>
-                              </a:path>
-                              <a:path w="5768340" h="695325">
-                                <a:moveTo>
-                                  <a:pt x="5767781" y="688860"/>
-                                </a:moveTo>
-                                <a:lnTo>
-                                  <a:pt x="5761685" y="688860"/>
-                                </a:lnTo>
-                                <a:lnTo>
-                                  <a:pt x="5761685" y="694944"/>
-                                </a:lnTo>
-                                <a:lnTo>
-                                  <a:pt x="5767781" y="694944"/>
-                                </a:lnTo>
-                                <a:lnTo>
-                                  <a:pt x="5767781" y="688860"/>
-                                </a:lnTo>
-                                <a:close/>
-                              </a:path>
-                              <a:path w="5768340" h="695325">
-                                <a:moveTo>
-                                  <a:pt x="5767781" y="0"/>
-                                </a:moveTo>
-                                <a:lnTo>
-                                  <a:pt x="5761685" y="0"/>
-                                </a:lnTo>
-                                <a:lnTo>
-                                  <a:pt x="5761685" y="6096"/>
-                                </a:lnTo>
-                                <a:lnTo>
-                                  <a:pt x="5761685" y="688848"/>
-                                </a:lnTo>
-                                <a:lnTo>
-                                  <a:pt x="5767781" y="688848"/>
-                                </a:lnTo>
-                                <a:lnTo>
-                                  <a:pt x="5767781" y="6096"/>
-                                </a:lnTo>
-                                <a:lnTo>
-                                  <a:pt x="5767781" y="0"/>
-                                </a:lnTo>
-                                <a:close/>
-                              </a:path>
-                            </a:pathLst>
-                          </a:custGeom>
+                        <a:prstGeom prst="rect">
+                          <a:avLst/>
+                        </a:prstGeom>
+                        <a:ln w="6096">
                           <a:solidFill>
                             <a:srgbClr val="000000"/>
                           </a:solidFill>
-                        </wps:spPr>
-                        <wps:bodyPr wrap="square" lIns="0" tIns="0" rIns="0" bIns="0" rtlCol="0">
-                          <a:prstTxWarp prst="textNoShape">
-                            <a:avLst/>
-                          </a:prstTxWarp>
-                          <a:noAutofit/>
-                        </wps:bodyPr>
-                      </wps:wsp>
-                    </wpg:wgp>
+                          <a:prstDash val="solid"/>
+                        </a:ln>
+                      </wps:spPr>
+                      <wps:txbx>
+                        <w:txbxContent>
+                          <w:p>
+                            <w:pPr>
+                              <w:pStyle w:val="BodyText"/>
+                              <w:spacing w:before="102" w:line="276" w:lineRule="auto"/>
+                              <w:ind w:left="63" w:right="100"/>
+                              <w:rPr>
+                                <w:rFonts w:ascii="Calibri" w:hAnsi="Calibri" w:cs="Calibri"/>
+                                <w:sz w:val="24"/>
+                                <w:szCs w:val="24"/>
+                              </w:rPr>
+                            </w:pPr>
+                            <w:r>
+                              <w:rPr>
+                                <w:rFonts w:ascii="Calibri" w:hAnsi="Calibri" w:cs="Calibri"/>
+                                <w:sz w:val="24"/>
+                                <w:szCs w:val="24"/>
+                              </w:rPr>
+                              <w:t>Arun has made excellent progress in exploring the application of prompt injection within the domain of vulnerability security. He has carefully studied relevant literature, actively engaged with large language models for experimental exploration, and demonstrated strong initiative in conducting experiments. His progress so far has been smooth and productive. I am particularly impressed by Arun's diligence and dedication to his research. Moreover, he has shown the ability to plan his work effectively, aligning his progress with the supervisor’s guidance. Overall, I am very pleased with Arun’s performance and am confident in his continued success in this project.</w:t>
+                            </w:r>
+                          </w:p>
+                        </w:txbxContent>
+                      </wps:txbx>
+                      <wps:bodyPr wrap="square" lIns="0" tIns="0" rIns="0" bIns="0" rtlCol="0">
+                        <a:noAutofit/>
+                      </wps:bodyPr>
+                    </wps:wsp>
                   </a:graphicData>
                 </a:graphic>
               </wp:inline>
@@ -5292,208 +5202,37 @@
           </mc:Choice>
           <mc:Fallback>
             <w:pict>
-              <v:group w14:anchorId="20B17685" id="Group 20" o:spid="_x0000_s1026" style="width:454.2pt;height:54.75pt;mso-position-horizontal-relative:char;mso-position-vertical-relative:line" coordsize="57683,6953" o:gfxdata="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">
-                <v:shape id="Graphic 21" o:spid="_x0000_s1027" style="position:absolute;width:57683;height:6953;visibility:visible;mso-wrap-style:square;v-text-anchor:top" coordsize="5768340,695325" o:gfxdata="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" path="m5761609,688860r-5755513,l,688860r,6084l6096,694944r5755513,l5761609,688860xem5761609,l6096,,,,,6096,,688848r6096,l6096,6096r5755513,l5761609,xem5767781,688860r-6096,l5761685,694944r6096,l5767781,688860xem5767781,r-6096,l5761685,6096r,682752l5767781,688848r,-682752l5767781,xe" fillcolor="black" stroked="f">
-                  <v:path arrowok="t"/>
-                </v:shape>
+              <v:shape w14:anchorId="1F4BFAA6" id="_x0000_s1027" type="#_x0000_t202" style="width:453.7pt;height:147.75pt;visibility:visible;mso-wrap-style:square;mso-left-percent:-10001;mso-top-percent:-10001;mso-position-horizontal:absolute;mso-position-horizontal-relative:char;mso-position-vertical:absolute;mso-position-vertical-relative:line;mso-left-percent:-10001;mso-top-percent:-10001;v-text-anchor:top" o:gfxdata="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" filled="f" strokeweight=".48pt">
+                <v:path arrowok="t"/>
+                <v:textbox inset="0,0,0,0">
+                  <w:txbxContent>
+                    <w:p>
+                      <w:pPr>
+                        <w:pStyle w:val="BodyText"/>
+                        <w:spacing w:before="102" w:line="276" w:lineRule="auto"/>
+                        <w:ind w:left="63" w:right="100"/>
+                        <w:rPr>
+                          <w:rFonts w:ascii="Calibri" w:hAnsi="Calibri" w:cs="Calibri"/>
+                          <w:sz w:val="24"/>
+                          <w:szCs w:val="24"/>
+                        </w:rPr>
+                      </w:pPr>
+                      <w:r>
+                        <w:rPr>
+                          <w:rFonts w:ascii="Calibri" w:hAnsi="Calibri" w:cs="Calibri"/>
+                          <w:sz w:val="24"/>
+                          <w:szCs w:val="24"/>
+                        </w:rPr>
+                        <w:t>Arun has made excellent progress in exploring the application of prompt injection within the domain of vulnerability security. He has carefully studied relevant literature, actively engaged with large language models for experimental exploration, and demonstrated strong initiative in conducting experiments. His progress so far has been smooth and productive. I am particularly impressed by Arun's diligence and dedication to his research. Moreover, he has shown the ability to plan his work effectively, aligning his progress with the supervisor’s guidance. Overall, I am very pleased with Arun’s performance and am confident in his continued success in this project.</w:t>
+                      </w:r>
+                    </w:p>
+                  </w:txbxContent>
+                </v:textbox>
                 <w10:anchorlock/>
-              </v:group>
+              </v:shape>
             </w:pict>
           </mc:Fallback>
         </mc:AlternateContent>
-      </w:r>
-    </w:p>
-    <w:p>
-      <w:pPr>
-        <w:spacing w:before="240" w:line="276" w:lineRule="auto"/>
-        <w:ind w:left="23"/>
-        <w:rPr>
-          <w:rFonts w:asciiTheme="minorHAnsi" w:hAnsiTheme="minorHAnsi" w:cstheme="minorHAnsi"/>
-          <w:b/>
-          <w:sz w:val="24"/>
-          <w:szCs w:val="24"/>
-        </w:rPr>
-      </w:pPr>
-      <w:r>
-        <w:rPr>
-          <w:rFonts w:asciiTheme="minorHAnsi" w:hAnsiTheme="minorHAnsi" w:cstheme="minorHAnsi"/>
-          <w:b/>
-          <w:sz w:val="24"/>
-          <w:szCs w:val="24"/>
-        </w:rPr>
-        <w:t>Academic</w:t>
-      </w:r>
-      <w:r>
-        <w:rPr>
-          <w:rFonts w:asciiTheme="minorHAnsi" w:hAnsiTheme="minorHAnsi" w:cstheme="minorHAnsi"/>
-          <w:b/>
-          <w:spacing w:val="-6"/>
-          <w:sz w:val="24"/>
-          <w:szCs w:val="24"/>
-        </w:rPr>
-        <w:t xml:space="preserve"> </w:t>
-      </w:r>
-      <w:r>
-        <w:rPr>
-          <w:rFonts w:asciiTheme="minorHAnsi" w:hAnsiTheme="minorHAnsi" w:cstheme="minorHAnsi"/>
-          <w:b/>
-          <w:sz w:val="24"/>
-          <w:szCs w:val="24"/>
-        </w:rPr>
-        <w:t>Supervisor’s</w:t>
-      </w:r>
-      <w:r>
-        <w:rPr>
-          <w:rFonts w:asciiTheme="minorHAnsi" w:hAnsiTheme="minorHAnsi" w:cstheme="minorHAnsi"/>
-          <w:b/>
-          <w:spacing w:val="-7"/>
-          <w:sz w:val="24"/>
-          <w:szCs w:val="24"/>
-        </w:rPr>
-        <w:t xml:space="preserve"> </w:t>
-      </w:r>
-      <w:r>
-        <w:rPr>
-          <w:rFonts w:asciiTheme="minorHAnsi" w:hAnsiTheme="minorHAnsi" w:cstheme="minorHAnsi"/>
-          <w:b/>
-          <w:sz w:val="24"/>
-          <w:szCs w:val="24"/>
-        </w:rPr>
-        <w:t>Comments</w:t>
-      </w:r>
-      <w:r>
-        <w:rPr>
-          <w:rFonts w:asciiTheme="minorHAnsi" w:hAnsiTheme="minorHAnsi" w:cstheme="minorHAnsi"/>
-          <w:b/>
-          <w:spacing w:val="-4"/>
-          <w:sz w:val="24"/>
-          <w:szCs w:val="24"/>
-        </w:rPr>
-        <w:t xml:space="preserve"> </w:t>
-      </w:r>
-      <w:r>
-        <w:rPr>
-          <w:rFonts w:asciiTheme="minorHAnsi" w:hAnsiTheme="minorHAnsi" w:cstheme="minorHAnsi"/>
-          <w:b/>
-          <w:sz w:val="24"/>
-          <w:szCs w:val="24"/>
-        </w:rPr>
-        <w:t>(to</w:t>
-      </w:r>
-      <w:r>
-        <w:rPr>
-          <w:rFonts w:asciiTheme="minorHAnsi" w:hAnsiTheme="minorHAnsi" w:cstheme="minorHAnsi"/>
-          <w:b/>
-          <w:spacing w:val="-6"/>
-          <w:sz w:val="24"/>
-          <w:szCs w:val="24"/>
-        </w:rPr>
-        <w:t xml:space="preserve"> </w:t>
-      </w:r>
-      <w:r>
-        <w:rPr>
-          <w:rFonts w:asciiTheme="minorHAnsi" w:hAnsiTheme="minorHAnsi" w:cstheme="minorHAnsi"/>
-          <w:b/>
-          <w:sz w:val="24"/>
-          <w:szCs w:val="24"/>
-        </w:rPr>
-        <w:t>be</w:t>
-      </w:r>
-      <w:r>
-        <w:rPr>
-          <w:rFonts w:asciiTheme="minorHAnsi" w:hAnsiTheme="minorHAnsi" w:cstheme="minorHAnsi"/>
-          <w:b/>
-          <w:spacing w:val="-8"/>
-          <w:sz w:val="24"/>
-          <w:szCs w:val="24"/>
-        </w:rPr>
-        <w:t xml:space="preserve"> </w:t>
-      </w:r>
-      <w:r>
-        <w:rPr>
-          <w:rFonts w:asciiTheme="minorHAnsi" w:hAnsiTheme="minorHAnsi" w:cstheme="minorHAnsi"/>
-          <w:b/>
-          <w:sz w:val="24"/>
-          <w:szCs w:val="24"/>
-        </w:rPr>
-        <w:t>completed</w:t>
-      </w:r>
-      <w:r>
-        <w:rPr>
-          <w:rFonts w:asciiTheme="minorHAnsi" w:hAnsiTheme="minorHAnsi" w:cstheme="minorHAnsi"/>
-          <w:b/>
-          <w:spacing w:val="-6"/>
-          <w:sz w:val="24"/>
-          <w:szCs w:val="24"/>
-        </w:rPr>
-        <w:t xml:space="preserve"> </w:t>
-      </w:r>
-      <w:r>
-        <w:rPr>
-          <w:rFonts w:asciiTheme="minorHAnsi" w:hAnsiTheme="minorHAnsi" w:cstheme="minorHAnsi"/>
-          <w:b/>
-          <w:sz w:val="24"/>
-          <w:szCs w:val="24"/>
-        </w:rPr>
-        <w:t>during</w:t>
-      </w:r>
-      <w:r>
-        <w:rPr>
-          <w:rFonts w:asciiTheme="minorHAnsi" w:hAnsiTheme="minorHAnsi" w:cstheme="minorHAnsi"/>
-          <w:b/>
-          <w:spacing w:val="-5"/>
-          <w:sz w:val="24"/>
-          <w:szCs w:val="24"/>
-        </w:rPr>
-        <w:t xml:space="preserve"> </w:t>
-      </w:r>
-      <w:r>
-        <w:rPr>
-          <w:rFonts w:asciiTheme="minorHAnsi" w:hAnsiTheme="minorHAnsi" w:cstheme="minorHAnsi"/>
-          <w:b/>
-          <w:sz w:val="24"/>
-          <w:szCs w:val="24"/>
-        </w:rPr>
-        <w:t>the</w:t>
-      </w:r>
-      <w:r>
-        <w:rPr>
-          <w:rFonts w:asciiTheme="minorHAnsi" w:hAnsiTheme="minorHAnsi" w:cstheme="minorHAnsi"/>
-          <w:b/>
-          <w:spacing w:val="-6"/>
-          <w:sz w:val="24"/>
-          <w:szCs w:val="24"/>
-        </w:rPr>
-        <w:t xml:space="preserve"> </w:t>
-      </w:r>
-      <w:r>
-        <w:rPr>
-          <w:rFonts w:asciiTheme="minorHAnsi" w:hAnsiTheme="minorHAnsi" w:cstheme="minorHAnsi"/>
-          <w:b/>
-          <w:sz w:val="24"/>
-          <w:szCs w:val="24"/>
-        </w:rPr>
-        <w:t>mid-semester</w:t>
-      </w:r>
-      <w:r>
-        <w:rPr>
-          <w:rFonts w:asciiTheme="minorHAnsi" w:hAnsiTheme="minorHAnsi" w:cstheme="minorHAnsi"/>
-          <w:b/>
-          <w:spacing w:val="-5"/>
-          <w:sz w:val="24"/>
-          <w:szCs w:val="24"/>
-        </w:rPr>
-        <w:t xml:space="preserve"> </w:t>
-      </w:r>
-      <w:r>
-        <w:rPr>
-          <w:rFonts w:asciiTheme="minorHAnsi" w:hAnsiTheme="minorHAnsi" w:cstheme="minorHAnsi"/>
-          <w:b/>
-          <w:spacing w:val="-2"/>
-          <w:sz w:val="24"/>
-          <w:szCs w:val="24"/>
-        </w:rPr>
-        <w:t>visit):</w:t>
       </w:r>
     </w:p>
     <w:p>
@@ -5507,6 +5246,289 @@
           <w:szCs w:val="24"/>
         </w:rPr>
       </w:pPr>
+    </w:p>
+    <w:p>
+      <w:pPr>
+        <w:spacing w:before="240" w:line="276" w:lineRule="auto"/>
+        <w:ind w:left="23"/>
+        <w:rPr>
+          <w:rFonts w:asciiTheme="minorHAnsi" w:hAnsiTheme="minorHAnsi" w:cstheme="minorHAnsi"/>
+          <w:b/>
+          <w:sz w:val="24"/>
+          <w:szCs w:val="24"/>
+        </w:rPr>
+      </w:pPr>
+    </w:p>
+    <w:p>
+      <w:pPr>
+        <w:spacing w:before="240" w:line="276" w:lineRule="auto"/>
+        <w:ind w:left="23"/>
+        <w:rPr>
+          <w:rFonts w:asciiTheme="minorHAnsi" w:hAnsiTheme="minorHAnsi" w:cstheme="minorHAnsi"/>
+          <w:b/>
+          <w:sz w:val="24"/>
+          <w:szCs w:val="24"/>
+        </w:rPr>
+      </w:pPr>
+    </w:p>
+    <w:p>
+      <w:pPr>
+        <w:spacing w:before="240" w:line="276" w:lineRule="auto"/>
+        <w:ind w:left="23"/>
+        <w:rPr>
+          <w:rFonts w:asciiTheme="minorHAnsi" w:hAnsiTheme="minorHAnsi" w:cstheme="minorHAnsi"/>
+          <w:b/>
+          <w:sz w:val="24"/>
+          <w:szCs w:val="24"/>
+        </w:rPr>
+      </w:pPr>
+    </w:p>
+    <w:p>
+      <w:pPr>
+        <w:spacing w:before="240" w:line="276" w:lineRule="auto"/>
+        <w:ind w:left="23"/>
+        <w:rPr>
+          <w:rFonts w:asciiTheme="minorHAnsi" w:hAnsiTheme="minorHAnsi" w:cstheme="minorHAnsi"/>
+          <w:b/>
+          <w:sz w:val="24"/>
+          <w:szCs w:val="24"/>
+        </w:rPr>
+      </w:pPr>
+    </w:p>
+    <w:p>
+      <w:pPr>
+        <w:spacing w:before="240" w:line="276" w:lineRule="auto"/>
+        <w:ind w:left="23"/>
+        <w:rPr>
+          <w:rFonts w:asciiTheme="minorHAnsi" w:hAnsiTheme="minorHAnsi" w:cstheme="minorHAnsi"/>
+          <w:b/>
+          <w:sz w:val="24"/>
+          <w:szCs w:val="24"/>
+        </w:rPr>
+      </w:pPr>
+    </w:p>
+    <w:p>
+      <w:pPr>
+        <w:spacing w:before="240" w:line="276" w:lineRule="auto"/>
+        <w:ind w:left="23"/>
+        <w:rPr>
+          <w:rFonts w:asciiTheme="minorHAnsi" w:hAnsiTheme="minorHAnsi" w:cstheme="minorHAnsi"/>
+          <w:b/>
+          <w:sz w:val="24"/>
+          <w:szCs w:val="24"/>
+        </w:rPr>
+      </w:pPr>
+    </w:p>
+    <w:p>
+      <w:pPr>
+        <w:spacing w:before="240" w:line="276" w:lineRule="auto"/>
+        <w:ind w:left="23"/>
+        <w:rPr>
+          <w:rFonts w:asciiTheme="minorHAnsi" w:hAnsiTheme="minorHAnsi" w:cstheme="minorHAnsi"/>
+          <w:b/>
+          <w:sz w:val="24"/>
+          <w:szCs w:val="24"/>
+        </w:rPr>
+      </w:pPr>
+      <w:r>
+        <w:rPr>
+          <w:rFonts w:asciiTheme="minorHAnsi" w:hAnsiTheme="minorHAnsi" w:cstheme="minorHAnsi"/>
+          <w:b/>
+          <w:sz w:val="24"/>
+          <w:szCs w:val="24"/>
+        </w:rPr>
+        <w:t>Academic</w:t>
+      </w:r>
+      <w:r>
+        <w:rPr>
+          <w:rFonts w:asciiTheme="minorHAnsi" w:hAnsiTheme="minorHAnsi" w:cstheme="minorHAnsi"/>
+          <w:b/>
+          <w:spacing w:val="-6"/>
+          <w:sz w:val="24"/>
+          <w:szCs w:val="24"/>
+        </w:rPr>
+        <w:t xml:space="preserve"> </w:t>
+      </w:r>
+      <w:r>
+        <w:rPr>
+          <w:rFonts w:asciiTheme="minorHAnsi" w:hAnsiTheme="minorHAnsi" w:cstheme="minorHAnsi"/>
+          <w:b/>
+          <w:sz w:val="24"/>
+          <w:szCs w:val="24"/>
+        </w:rPr>
+        <w:t>Supervisor’s</w:t>
+      </w:r>
+      <w:r>
+        <w:rPr>
+          <w:rFonts w:asciiTheme="minorHAnsi" w:hAnsiTheme="minorHAnsi" w:cstheme="minorHAnsi"/>
+          <w:b/>
+          <w:spacing w:val="-7"/>
+          <w:sz w:val="24"/>
+          <w:szCs w:val="24"/>
+        </w:rPr>
+        <w:t xml:space="preserve"> </w:t>
+      </w:r>
+      <w:r>
+        <w:rPr>
+          <w:rFonts w:asciiTheme="minorHAnsi" w:hAnsiTheme="minorHAnsi" w:cstheme="minorHAnsi"/>
+          <w:b/>
+          <w:sz w:val="24"/>
+          <w:szCs w:val="24"/>
+        </w:rPr>
+        <w:t>Comments</w:t>
+      </w:r>
+      <w:r>
+        <w:rPr>
+          <w:rFonts w:asciiTheme="minorHAnsi" w:hAnsiTheme="minorHAnsi" w:cstheme="minorHAnsi"/>
+          <w:b/>
+          <w:spacing w:val="-4"/>
+          <w:sz w:val="24"/>
+          <w:szCs w:val="24"/>
+        </w:rPr>
+        <w:t xml:space="preserve"> </w:t>
+      </w:r>
+      <w:r>
+        <w:rPr>
+          <w:rFonts w:asciiTheme="minorHAnsi" w:hAnsiTheme="minorHAnsi" w:cstheme="minorHAnsi"/>
+          <w:b/>
+          <w:sz w:val="24"/>
+          <w:szCs w:val="24"/>
+        </w:rPr>
+        <w:t>(to</w:t>
+      </w:r>
+      <w:r>
+        <w:rPr>
+          <w:rFonts w:asciiTheme="minorHAnsi" w:hAnsiTheme="minorHAnsi" w:cstheme="minorHAnsi"/>
+          <w:b/>
+          <w:spacing w:val="-6"/>
+          <w:sz w:val="24"/>
+          <w:szCs w:val="24"/>
+        </w:rPr>
+        <w:t xml:space="preserve"> </w:t>
+      </w:r>
+      <w:r>
+        <w:rPr>
+          <w:rFonts w:asciiTheme="minorHAnsi" w:hAnsiTheme="minorHAnsi" w:cstheme="minorHAnsi"/>
+          <w:b/>
+          <w:sz w:val="24"/>
+          <w:szCs w:val="24"/>
+        </w:rPr>
+        <w:t>be</w:t>
+      </w:r>
+      <w:r>
+        <w:rPr>
+          <w:rFonts w:asciiTheme="minorHAnsi" w:hAnsiTheme="minorHAnsi" w:cstheme="minorHAnsi"/>
+          <w:b/>
+          <w:spacing w:val="-8"/>
+          <w:sz w:val="24"/>
+          <w:szCs w:val="24"/>
+        </w:rPr>
+        <w:t xml:space="preserve"> </w:t>
+      </w:r>
+      <w:r>
+        <w:rPr>
+          <w:rFonts w:asciiTheme="minorHAnsi" w:hAnsiTheme="minorHAnsi" w:cstheme="minorHAnsi"/>
+          <w:b/>
+          <w:sz w:val="24"/>
+          <w:szCs w:val="24"/>
+        </w:rPr>
+        <w:t>completed</w:t>
+      </w:r>
+      <w:r>
+        <w:rPr>
+          <w:rFonts w:asciiTheme="minorHAnsi" w:hAnsiTheme="minorHAnsi" w:cstheme="minorHAnsi"/>
+          <w:b/>
+          <w:spacing w:val="-6"/>
+          <w:sz w:val="24"/>
+          <w:szCs w:val="24"/>
+        </w:rPr>
+        <w:t xml:space="preserve"> </w:t>
+      </w:r>
+      <w:r>
+        <w:rPr>
+          <w:rFonts w:asciiTheme="minorHAnsi" w:hAnsiTheme="minorHAnsi" w:cstheme="minorHAnsi"/>
+          <w:b/>
+          <w:sz w:val="24"/>
+          <w:szCs w:val="24"/>
+        </w:rPr>
+        <w:t>during</w:t>
+      </w:r>
+      <w:r>
+        <w:rPr>
+          <w:rFonts w:asciiTheme="minorHAnsi" w:hAnsiTheme="minorHAnsi" w:cstheme="minorHAnsi"/>
+          <w:b/>
+          <w:spacing w:val="-5"/>
+          <w:sz w:val="24"/>
+          <w:szCs w:val="24"/>
+        </w:rPr>
+        <w:t xml:space="preserve"> </w:t>
+      </w:r>
+      <w:r>
+        <w:rPr>
+          <w:rFonts w:asciiTheme="minorHAnsi" w:hAnsiTheme="minorHAnsi" w:cstheme="minorHAnsi"/>
+          <w:b/>
+          <w:sz w:val="24"/>
+          <w:szCs w:val="24"/>
+        </w:rPr>
+        <w:t>the</w:t>
+      </w:r>
+      <w:r>
+        <w:rPr>
+          <w:rFonts w:asciiTheme="minorHAnsi" w:hAnsiTheme="minorHAnsi" w:cstheme="minorHAnsi"/>
+          <w:b/>
+          <w:spacing w:val="-6"/>
+          <w:sz w:val="24"/>
+          <w:szCs w:val="24"/>
+        </w:rPr>
+        <w:t xml:space="preserve"> </w:t>
+      </w:r>
+      <w:r>
+        <w:rPr>
+          <w:rFonts w:asciiTheme="minorHAnsi" w:hAnsiTheme="minorHAnsi" w:cstheme="minorHAnsi"/>
+          <w:b/>
+          <w:sz w:val="24"/>
+          <w:szCs w:val="24"/>
+        </w:rPr>
+        <w:t>mid-semester</w:t>
+      </w:r>
+      <w:r>
+        <w:rPr>
+          <w:rFonts w:asciiTheme="minorHAnsi" w:hAnsiTheme="minorHAnsi" w:cstheme="minorHAnsi"/>
+          <w:b/>
+          <w:spacing w:val="-5"/>
+          <w:sz w:val="24"/>
+          <w:szCs w:val="24"/>
+        </w:rPr>
+        <w:t xml:space="preserve"> </w:t>
+      </w:r>
+      <w:r>
+        <w:rPr>
+          <w:rFonts w:asciiTheme="minorHAnsi" w:hAnsiTheme="minorHAnsi" w:cstheme="minorHAnsi"/>
+          <w:b/>
+          <w:spacing w:val="-2"/>
+          <w:sz w:val="24"/>
+          <w:szCs w:val="24"/>
+        </w:rPr>
+        <w:t>visit):</w:t>
+      </w:r>
+    </w:p>
+    <w:p>
+      <w:pPr>
+        <w:pStyle w:val="BodyText"/>
+        <w:spacing w:line="276" w:lineRule="auto"/>
+        <w:rPr>
+          <w:rFonts w:asciiTheme="minorHAnsi" w:hAnsiTheme="minorHAnsi" w:cstheme="minorHAnsi"/>
+          <w:b/>
+          <w:sz w:val="24"/>
+          <w:szCs w:val="24"/>
+        </w:rPr>
+        <w:sectPr>
+          <w:type w:val="continuous"/>
+          <w:pgSz w:w="11910" w:h="16840"/>
+          <w:pgMar w:top="380" w:right="1275" w:bottom="280" w:left="1417" w:header="720" w:footer="720" w:gutter="0"/>
+          <w:cols w:space="720"/>
+        </w:sectPr>
+      </w:pPr>
       <w:r>
         <w:rPr>
           <w:rFonts w:asciiTheme="minorHAnsi" w:hAnsiTheme="minorHAnsi" w:cstheme="minorHAnsi"/>
@@ -5515,154 +5537,57 @@
           <w:szCs w:val="24"/>
         </w:rPr>
         <mc:AlternateContent>
-          <mc:Choice Requires="wpg">
+          <mc:Choice Requires="wps">
             <w:drawing>
-              <wp:inline distT="0" distB="0" distL="0" distR="0" wp14:anchorId="7AF3E33E" wp14:editId="7961BDFA">
-                <wp:extent cx="5768340" cy="695325"/>
-                <wp:effectExtent l="0" t="0" r="0" b="0"/>
-                <wp:docPr id="22" name="Group 22"/>
+              <wp:inline distT="0" distB="0" distL="0" distR="0" wp14:anchorId="00D4FD1E" wp14:editId="39B25E7A">
+                <wp:extent cx="5761990" cy="952500"/>
+                <wp:effectExtent l="0" t="0" r="10160" b="19050"/>
+                <wp:docPr id="1645154391" name="Textbox 19"/>
                 <wp:cNvGraphicFramePr>
                   <a:graphicFrameLocks xmlns:a="http://schemas.openxmlformats.org/drawingml/2006/main"/>
                 </wp:cNvGraphicFramePr>
                 <a:graphic xmlns:a="http://schemas.openxmlformats.org/drawingml/2006/main">
-                  <a:graphicData uri="http://schemas.microsoft.com/office/word/2010/wordprocessingGroup">
-                    <wpg:wgp>
-                      <wpg:cNvGrpSpPr>
-                        <a:grpSpLocks/>
-                      </wpg:cNvGrpSpPr>
-                      <wpg:grpSpPr>
+                  <a:graphicData uri="http://schemas.microsoft.com/office/word/2010/wordprocessingShape">
+                    <wps:wsp>
+                      <wps:cNvSpPr txBox="1">
+                        <a:spLocks/>
+                      </wps:cNvSpPr>
+                      <wps:spPr>
                         <a:xfrm>
                           <a:off x="0" y="0"/>
-                          <a:ext cx="5768340" cy="695325"/>
-                          <a:chOff x="0" y="0"/>
-                          <a:chExt cx="5768340" cy="695325"/>
+                          <a:ext cx="5761990" cy="952500"/>
                         </a:xfrm>
-                      </wpg:grpSpPr>
-                      <wps:wsp>
-                        <wps:cNvPr id="23" name="Graphic 23"/>
-                        <wps:cNvSpPr/>
-                        <wps:spPr>
-                          <a:xfrm>
-                            <a:off x="0" y="0"/>
-                            <a:ext cx="5768340" cy="695325"/>
-                          </a:xfrm>
-                          <a:custGeom>
-                            <a:avLst/>
-                            <a:gdLst/>
-                            <a:ahLst/>
-                            <a:cxnLst/>
-                            <a:rect l="l" t="t" r="r" b="b"/>
-                            <a:pathLst>
-                              <a:path w="5768340" h="695325">
-                                <a:moveTo>
-                                  <a:pt x="5761609" y="688848"/>
-                                </a:moveTo>
-                                <a:lnTo>
-                                  <a:pt x="6096" y="688848"/>
-                                </a:lnTo>
-                                <a:lnTo>
-                                  <a:pt x="6096" y="6108"/>
-                                </a:lnTo>
-                                <a:lnTo>
-                                  <a:pt x="0" y="6108"/>
-                                </a:lnTo>
-                                <a:lnTo>
-                                  <a:pt x="0" y="688848"/>
-                                </a:lnTo>
-                                <a:lnTo>
-                                  <a:pt x="0" y="694944"/>
-                                </a:lnTo>
-                                <a:lnTo>
-                                  <a:pt x="6096" y="694944"/>
-                                </a:lnTo>
-                                <a:lnTo>
-                                  <a:pt x="5761609" y="694944"/>
-                                </a:lnTo>
-                                <a:lnTo>
-                                  <a:pt x="5761609" y="688848"/>
-                                </a:lnTo>
-                                <a:close/>
-                              </a:path>
-                              <a:path w="5768340" h="695325">
-                                <a:moveTo>
-                                  <a:pt x="5761609" y="0"/>
-                                </a:moveTo>
-                                <a:lnTo>
-                                  <a:pt x="6096" y="0"/>
-                                </a:lnTo>
-                                <a:lnTo>
-                                  <a:pt x="0" y="0"/>
-                                </a:lnTo>
-                                <a:lnTo>
-                                  <a:pt x="0" y="6096"/>
-                                </a:lnTo>
-                                <a:lnTo>
-                                  <a:pt x="6096" y="6096"/>
-                                </a:lnTo>
-                                <a:lnTo>
-                                  <a:pt x="5761609" y="6096"/>
-                                </a:lnTo>
-                                <a:lnTo>
-                                  <a:pt x="5761609" y="0"/>
-                                </a:lnTo>
-                                <a:close/>
-                              </a:path>
-                              <a:path w="5768340" h="695325">
-                                <a:moveTo>
-                                  <a:pt x="5767781" y="6108"/>
-                                </a:moveTo>
-                                <a:lnTo>
-                                  <a:pt x="5761685" y="6108"/>
-                                </a:lnTo>
-                                <a:lnTo>
-                                  <a:pt x="5761685" y="688848"/>
-                                </a:lnTo>
-                                <a:lnTo>
-                                  <a:pt x="5761685" y="694944"/>
-                                </a:lnTo>
-                                <a:lnTo>
-                                  <a:pt x="5767781" y="694944"/>
-                                </a:lnTo>
-                                <a:lnTo>
-                                  <a:pt x="5767781" y="688848"/>
-                                </a:lnTo>
-                                <a:lnTo>
-                                  <a:pt x="5767781" y="6108"/>
-                                </a:lnTo>
-                                <a:close/>
-                              </a:path>
-                              <a:path w="5768340" h="695325">
-                                <a:moveTo>
-                                  <a:pt x="5767781" y="0"/>
-                                </a:moveTo>
-                                <a:lnTo>
-                                  <a:pt x="5761685" y="0"/>
-                                </a:lnTo>
-                                <a:lnTo>
-                                  <a:pt x="5761685" y="6096"/>
-                                </a:lnTo>
-                                <a:lnTo>
-                                  <a:pt x="5767781" y="6096"/>
-                                </a:lnTo>
-                                <a:lnTo>
-                                  <a:pt x="5767781" y="0"/>
-                                </a:lnTo>
-                                <a:close/>
-                              </a:path>
-                            </a:pathLst>
-                          </a:custGeom>
+                        <a:prstGeom prst="rect">
+                          <a:avLst/>
+                        </a:prstGeom>
+                        <a:ln w="6096">
                           <a:solidFill>
                             <a:srgbClr val="000000"/>
                           </a:solidFill>
-                        </wps:spPr>
-                        <wps:bodyPr wrap="square" lIns="0" tIns="0" rIns="0" bIns="0" rtlCol="0">
-                          <a:prstTxWarp prst="textNoShape">
-                            <a:avLst/>
-                          </a:prstTxWarp>
-                          <a:noAutofit/>
-                        </wps:bodyPr>
-                      </wps:wsp>
-                    </wpg:wgp>
+                          <a:prstDash val="solid"/>
+                        </a:ln>
+                      </wps:spPr>
+                      <wps:txbx>
+                        <w:txbxContent>
+                          <w:p>
+                            <w:pPr>
+                              <w:pStyle w:val="BodyText"/>
+                              <w:spacing w:before="102" w:line="276" w:lineRule="auto"/>
+                              <w:ind w:right="100"/>
+                              <w:rPr>
+                                <w:rFonts w:ascii="Calibri" w:hAnsi="Calibri" w:cs="Calibri"/>
+                                <w:sz w:val="24"/>
+                                <w:szCs w:val="24"/>
+                                <w:lang w:val="en-IN"/>
+                              </w:rPr>
+                            </w:pPr>
+                          </w:p>
+                        </w:txbxContent>
+                      </wps:txbx>
+                      <wps:bodyPr wrap="square" lIns="0" tIns="0" rIns="0" bIns="0" rtlCol="0">
+                        <a:noAutofit/>
+                      </wps:bodyPr>
+                    </wps:wsp>
                   </a:graphicData>
                 </a:graphic>
               </wp:inline>
@@ -5670,12 +5595,27 @@
           </mc:Choice>
           <mc:Fallback>
             <w:pict>
-              <v:group w14:anchorId="042E0A02" id="Group 22" o:spid="_x0000_s1026" style="width:454.2pt;height:54.75pt;mso-position-horizontal-relative:char;mso-position-vertical-relative:line" coordsize="57683,6953" o:gfxdata="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">
-                <v:shape id="Graphic 23" o:spid="_x0000_s1027" style="position:absolute;width:57683;height:6953;visibility:visible;mso-wrap-style:square;v-text-anchor:top" coordsize="5768340,695325" o:gfxdata="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" path="m5761609,688848r-5755513,l6096,6108,,6108,,688848r,6096l6096,694944r5755513,l5761609,688848xem5761609,l6096,,,,,6096r6096,l5761609,6096r,-6096xem5767781,6108r-6096,l5761685,688848r,6096l5767781,694944r,-6096l5767781,6108xem5767781,r-6096,l5761685,6096r6096,l5767781,xe" fillcolor="black" stroked="f">
-                  <v:path arrowok="t"/>
-                </v:shape>
+              <v:shape w14:anchorId="00D4FD1E" id="_x0000_s1028" type="#_x0000_t202" style="width:453.7pt;height:75pt;visibility:visible;mso-wrap-style:square;mso-left-percent:-10001;mso-top-percent:-10001;mso-position-horizontal:absolute;mso-position-horizontal-relative:char;mso-position-vertical:absolute;mso-position-vertical-relative:line;mso-left-percent:-10001;mso-top-percent:-10001;v-text-anchor:top" o:gfxdata="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" filled="f" strokeweight=".48pt">
+                <v:path arrowok="t"/>
+                <v:textbox inset="0,0,0,0">
+                  <w:txbxContent>
+                    <w:p>
+                      <w:pPr>
+                        <w:pStyle w:val="BodyText"/>
+                        <w:spacing w:before="102" w:line="276" w:lineRule="auto"/>
+                        <w:ind w:right="100"/>
+                        <w:rPr>
+                          <w:rFonts w:ascii="Calibri" w:hAnsi="Calibri" w:cs="Calibri"/>
+                          <w:sz w:val="24"/>
+                          <w:szCs w:val="24"/>
+                          <w:lang w:val="en-IN"/>
+                        </w:rPr>
+                      </w:pPr>
+                    </w:p>
+                  </w:txbxContent>
+                </v:textbox>
                 <w10:anchorlock/>
-              </v:group>
+              </v:shape>
             </w:pict>
           </mc:Fallback>
         </mc:AlternateContent>
@@ -5683,11 +5623,11 @@
     </w:p>
     <w:p>
       <w:pPr>
-        <w:pStyle w:val="BodyText"/>
-        <w:spacing w:before="148" w:line="276" w:lineRule="auto"/>
-        <w:rPr>
-          <w:rFonts w:asciiTheme="minorHAnsi" w:hAnsiTheme="minorHAnsi" w:cstheme="minorHAnsi"/>
-          <w:b/>
+        <w:spacing w:before="56" w:line="276" w:lineRule="auto"/>
+        <w:rPr>
+          <w:rFonts w:asciiTheme="minorHAnsi" w:hAnsiTheme="minorHAnsi" w:cstheme="minorHAnsi"/>
+          <w:b/>
+          <w:spacing w:val="-2"/>
           <w:sz w:val="24"/>
           <w:szCs w:val="24"/>
         </w:rPr>
@@ -5695,20 +5635,14 @@
     </w:p>
     <w:p>
       <w:pPr>
-        <w:pStyle w:val="BodyText"/>
-        <w:spacing w:line="276" w:lineRule="auto"/>
-        <w:rPr>
-          <w:rFonts w:asciiTheme="minorHAnsi" w:hAnsiTheme="minorHAnsi" w:cstheme="minorHAnsi"/>
-          <w:b/>
-          <w:sz w:val="24"/>
-          <w:szCs w:val="24"/>
-        </w:rPr>
-        <w:sectPr>
-          <w:type w:val="continuous"/>
-          <w:pgSz w:w="11910" w:h="16840"/>
-          <w:pgMar w:top="380" w:right="1275" w:bottom="280" w:left="1417" w:header="720" w:footer="720" w:gutter="0"/>
-          <w:cols w:space="720"/>
-        </w:sectPr>
+        <w:spacing w:before="56" w:line="276" w:lineRule="auto"/>
+        <w:rPr>
+          <w:rFonts w:asciiTheme="minorHAnsi" w:hAnsiTheme="minorHAnsi" w:cstheme="minorHAnsi"/>
+          <w:b/>
+          <w:spacing w:val="-2"/>
+          <w:sz w:val="24"/>
+          <w:szCs w:val="24"/>
+        </w:rPr>
       </w:pPr>
     </w:p>
     <w:p>
@@ -5718,6 +5652,7 @@
         <w:rPr>
           <w:rFonts w:asciiTheme="minorHAnsi" w:hAnsiTheme="minorHAnsi" w:cstheme="minorHAnsi"/>
           <w:b/>
+          <w:spacing w:val="-2"/>
           <w:sz w:val="24"/>
           <w:szCs w:val="24"/>
         </w:rPr>
@@ -5732,6 +5667,31 @@
         </w:rPr>
         <w:t>Signatures:</w:t>
       </w:r>
+    </w:p>
+    <w:p>
+      <w:pPr>
+        <w:spacing w:before="56" w:line="276" w:lineRule="auto"/>
+        <w:ind w:left="23"/>
+        <w:rPr>
+          <w:rFonts w:asciiTheme="minorHAnsi" w:hAnsiTheme="minorHAnsi" w:cstheme="minorHAnsi"/>
+          <w:b/>
+          <w:spacing w:val="-2"/>
+          <w:sz w:val="24"/>
+          <w:szCs w:val="24"/>
+        </w:rPr>
+      </w:pPr>
+    </w:p>
+    <w:p>
+      <w:pPr>
+        <w:spacing w:before="56" w:line="276" w:lineRule="auto"/>
+        <w:ind w:left="23"/>
+        <w:rPr>
+          <w:rFonts w:asciiTheme="minorHAnsi" w:hAnsiTheme="minorHAnsi" w:cstheme="minorHAnsi"/>
+          <w:b/>
+          <w:sz w:val="24"/>
+          <w:szCs w:val="24"/>
+        </w:rPr>
+      </w:pPr>
     </w:p>
     <w:p>
       <w:pPr>
@@ -5751,14 +5711,97 @@
           <w:sz w:val="24"/>
           <w:szCs w:val="24"/>
         </w:rPr>
+        <mc:AlternateContent>
+          <mc:Choice Requires="wps">
+            <w:drawing>
+              <wp:anchor distT="0" distB="0" distL="0" distR="0" simplePos="0" relativeHeight="251655168" behindDoc="0" locked="0" layoutInCell="1" allowOverlap="1" wp14:anchorId="68DCFF72" wp14:editId="013FAC24">
+                <wp:simplePos x="0" y="0"/>
+                <wp:positionH relativeFrom="page">
+                  <wp:posOffset>1104900</wp:posOffset>
+                </wp:positionH>
+                <wp:positionV relativeFrom="paragraph">
+                  <wp:posOffset>785813</wp:posOffset>
+                </wp:positionV>
+                <wp:extent cx="1599565" cy="1270"/>
+                <wp:effectExtent l="0" t="0" r="0" b="0"/>
+                <wp:wrapNone/>
+                <wp:docPr id="30" name="Graphic 30"/>
+                <wp:cNvGraphicFramePr>
+                  <a:graphicFrameLocks xmlns:a="http://schemas.openxmlformats.org/drawingml/2006/main"/>
+                </wp:cNvGraphicFramePr>
+                <a:graphic xmlns:a="http://schemas.openxmlformats.org/drawingml/2006/main">
+                  <a:graphicData uri="http://schemas.microsoft.com/office/word/2010/wordprocessingShape">
+                    <wps:wsp>
+                      <wps:cNvSpPr>
+                        <a:spLocks/>
+                      </wps:cNvSpPr>
+                      <wps:spPr>
+                        <a:xfrm>
+                          <a:off x="0" y="0"/>
+                          <a:ext cx="1599565" cy="1270"/>
+                        </a:xfrm>
+                        <a:custGeom>
+                          <a:avLst/>
+                          <a:gdLst/>
+                          <a:ahLst/>
+                          <a:cxnLst/>
+                          <a:rect l="l" t="t" r="r" b="b"/>
+                          <a:pathLst>
+                            <a:path w="1599565">
+                              <a:moveTo>
+                                <a:pt x="0" y="0"/>
+                              </a:moveTo>
+                              <a:lnTo>
+                                <a:pt x="1598938" y="0"/>
+                              </a:lnTo>
+                            </a:path>
+                          </a:pathLst>
+                        </a:custGeom>
+                        <a:ln w="9113">
+                          <a:solidFill>
+                            <a:srgbClr val="000000"/>
+                          </a:solidFill>
+                          <a:prstDash val="solid"/>
+                        </a:ln>
+                      </wps:spPr>
+                      <wps:bodyPr wrap="square" lIns="0" tIns="0" rIns="0" bIns="0" rtlCol="0">
+                        <a:prstTxWarp prst="textNoShape">
+                          <a:avLst/>
+                        </a:prstTxWarp>
+                        <a:noAutofit/>
+                      </wps:bodyPr>
+                    </wps:wsp>
+                  </a:graphicData>
+                </a:graphic>
+              </wp:anchor>
+            </w:drawing>
+          </mc:Choice>
+          <mc:Fallback>
+            <w:pict>
+              <v:shape w14:anchorId="242463FF" id="Graphic 30" o:spid="_x0000_s1026" style="position:absolute;margin-left:87pt;margin-top:61.9pt;width:125.95pt;height:.1pt;z-index:251655168;visibility:visible;mso-wrap-style:square;mso-wrap-distance-left:0;mso-wrap-distance-top:0;mso-wrap-distance-right:0;mso-wrap-distance-bottom:0;mso-position-horizontal:absolute;mso-position-horizontal-relative:page;mso-position-vertical:absolute;mso-position-vertical-relative:text;v-text-anchor:top" coordsize="1599565,1270" o:gfxdata="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" path="m,l1598938,e" filled="f" strokeweight=".25314mm">
+                <v:path arrowok="t"/>
+                <w10:wrap anchorx="page"/>
+              </v:shape>
+            </w:pict>
+          </mc:Fallback>
+        </mc:AlternateContent>
+      </w:r>
+      <w:r>
+        <w:rPr>
+          <w:rFonts w:asciiTheme="minorHAnsi" w:hAnsiTheme="minorHAnsi" w:cstheme="minorHAnsi"/>
+          <w:b/>
+          <w:noProof/>
+          <w:sz w:val="24"/>
+          <w:szCs w:val="24"/>
+        </w:rPr>
         <w:drawing>
-          <wp:anchor distT="0" distB="0" distL="0" distR="0" simplePos="0" relativeHeight="251670528" behindDoc="0" locked="0" layoutInCell="1" allowOverlap="1" wp14:anchorId="421EF3DB" wp14:editId="2229EB7C">
+          <wp:anchor distT="0" distB="0" distL="0" distR="0" simplePos="0" relativeHeight="251664384" behindDoc="0" locked="0" layoutInCell="1" allowOverlap="1" wp14:anchorId="421EF3DB" wp14:editId="34CDD7C8">
             <wp:simplePos x="0" y="0"/>
             <wp:positionH relativeFrom="page">
-              <wp:posOffset>1357312</wp:posOffset>
+              <wp:posOffset>1304290</wp:posOffset>
             </wp:positionH>
             <wp:positionV relativeFrom="paragraph">
-              <wp:posOffset>378460</wp:posOffset>
+              <wp:posOffset>321310</wp:posOffset>
             </wp:positionV>
             <wp:extent cx="1152525" cy="837565"/>
             <wp:effectExtent l="0" t="0" r="9525" b="0"/>
@@ -5812,7 +5855,7 @@
         <mc:AlternateContent>
           <mc:Choice Requires="wps">
             <w:drawing>
-              <wp:anchor distT="0" distB="0" distL="0" distR="0" simplePos="0" relativeHeight="251664384" behindDoc="0" locked="0" layoutInCell="1" allowOverlap="1" wp14:anchorId="35C214C9" wp14:editId="00229525">
+              <wp:anchor distT="0" distB="0" distL="0" distR="0" simplePos="0" relativeHeight="251658240" behindDoc="0" locked="0" layoutInCell="1" allowOverlap="1" wp14:anchorId="35C214C9" wp14:editId="3AD504D5">
                 <wp:simplePos x="0" y="0"/>
                 <wp:positionH relativeFrom="page">
                   <wp:posOffset>1504950</wp:posOffset>
@@ -5935,7 +5978,7 @@
           </mc:Choice>
           <mc:Fallback>
             <w:pict>
-              <v:shape w14:anchorId="35C214C9" id="Textbox 24" o:spid="_x0000_s1027" type="#_x0000_t202" style="position:absolute;margin-left:118.5pt;margin-top:2.05pt;width:68.8pt;height:82.15pt;z-index:251664384;visibility:visible;mso-wrap-style:square;mso-height-percent:0;mso-wrap-distance-left:0;mso-wrap-distance-top:0;mso-wrap-distance-right:0;mso-wrap-distance-bottom:0;mso-position-horizontal:absolute;mso-position-horizontal-relative:page;mso-position-vertical:absolute;mso-position-vertical-relative:text;mso-height-percent:0;mso-height-relative:margin;v-text-anchor:top" o:gfxdata="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" filled="f" stroked="f">
+              <v:shape w14:anchorId="35C214C9" id="Textbox 24" o:spid="_x0000_s1029" type="#_x0000_t202" style="position:absolute;margin-left:118.5pt;margin-top:2.05pt;width:68.8pt;height:82.15pt;z-index:251658240;visibility:visible;mso-wrap-style:square;mso-height-percent:0;mso-wrap-distance-left:0;mso-wrap-distance-top:0;mso-wrap-distance-right:0;mso-wrap-distance-bottom:0;mso-position-horizontal:absolute;mso-position-horizontal-relative:page;mso-position-vertical:absolute;mso-position-vertical-relative:text;mso-height-percent:0;mso-height-relative:margin;v-text-anchor:top" o:gfxdata="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" filled="f" stroked="f">
                 <v:textbox inset="0,0,0,0">
                   <w:txbxContent>
                     <w:p>
@@ -6057,7 +6100,7 @@
     <w:p>
       <w:pPr>
         <w:pStyle w:val="BodyText"/>
-        <w:spacing w:before="3" w:line="276" w:lineRule="auto"/>
+        <w:spacing w:line="276" w:lineRule="auto"/>
         <w:rPr>
           <w:rFonts w:asciiTheme="minorHAnsi" w:hAnsiTheme="minorHAnsi" w:cstheme="minorHAnsi"/>
           <w:b/>
@@ -6065,6 +6108,94 @@
           <w:szCs w:val="24"/>
         </w:rPr>
       </w:pPr>
+    </w:p>
+    <w:p>
+      <w:pPr>
+        <w:pStyle w:val="BodyText"/>
+        <w:spacing w:line="276" w:lineRule="auto"/>
+        <w:rPr>
+          <w:rFonts w:asciiTheme="minorHAnsi" w:hAnsiTheme="minorHAnsi" w:cstheme="minorHAnsi"/>
+          <w:b/>
+          <w:sz w:val="24"/>
+          <w:szCs w:val="24"/>
+        </w:rPr>
+      </w:pPr>
+    </w:p>
+    <w:p>
+      <w:pPr>
+        <w:pStyle w:val="BodyText"/>
+        <w:spacing w:line="276" w:lineRule="auto"/>
+        <w:rPr>
+          <w:rFonts w:asciiTheme="minorHAnsi" w:hAnsiTheme="minorHAnsi" w:cstheme="minorHAnsi"/>
+          <w:b/>
+          <w:sz w:val="24"/>
+          <w:szCs w:val="24"/>
+        </w:rPr>
+      </w:pPr>
+    </w:p>
+    <w:p>
+      <w:pPr>
+        <w:pStyle w:val="BodyText"/>
+        <w:spacing w:line="276" w:lineRule="auto"/>
+        <w:rPr>
+          <w:rFonts w:asciiTheme="minorHAnsi" w:hAnsiTheme="minorHAnsi" w:cstheme="minorHAnsi"/>
+          <w:b/>
+          <w:sz w:val="24"/>
+          <w:szCs w:val="24"/>
+        </w:rPr>
+      </w:pPr>
+      <w:r>
+        <w:rPr>
+          <w:rFonts w:asciiTheme="minorHAnsi" w:hAnsiTheme="minorHAnsi" w:cstheme="minorHAnsi"/>
+          <w:b/>
+          <w:sz w:val="24"/>
+          <w:szCs w:val="24"/>
+        </w:rPr>
+        <w:drawing>
+          <wp:inline distT="0" distB="0" distL="0" distR="0" wp14:anchorId="444857A2" wp14:editId="2132300C">
+            <wp:extent cx="962032" cy="495304"/>
+            <wp:effectExtent l="0" t="0" r="0" b="0"/>
+            <wp:docPr id="2102726294" name="Picture 1"/>
+            <wp:cNvGraphicFramePr>
+              <a:graphicFrameLocks xmlns:a="http://schemas.openxmlformats.org/drawingml/2006/main" noChangeAspect="1"/>
+            </wp:cNvGraphicFramePr>
+            <a:graphic xmlns:a="http://schemas.openxmlformats.org/drawingml/2006/main">
+              <a:graphicData uri="http://schemas.openxmlformats.org/drawingml/2006/picture">
+                <pic:pic xmlns:pic="http://schemas.openxmlformats.org/drawingml/2006/picture">
+                  <pic:nvPicPr>
+                    <pic:cNvPr id="2102726294" name=""/>
+                    <pic:cNvPicPr/>
+                  </pic:nvPicPr>
+                  <pic:blipFill>
+                    <a:blip r:embed="rId9"/>
+                    <a:stretch>
+                      <a:fillRect/>
+                    </a:stretch>
+                  </pic:blipFill>
+                  <pic:spPr>
+                    <a:xfrm>
+                      <a:off x="0" y="0"/>
+                      <a:ext cx="962032" cy="495304"/>
+                    </a:xfrm>
+                    <a:prstGeom prst="rect">
+                      <a:avLst/>
+                    </a:prstGeom>
+                  </pic:spPr>
+                </pic:pic>
+              </a:graphicData>
+            </a:graphic>
+          </wp:inline>
+        </w:drawing>
+      </w:r>
+      <w:r>
+        <w:rPr>
+          <w:rFonts w:asciiTheme="minorHAnsi" w:hAnsiTheme="minorHAnsi" w:cstheme="minorHAnsi"/>
+          <w:b/>
+          <w:sz w:val="24"/>
+          <w:szCs w:val="24"/>
+        </w:rPr>
+        <w:t xml:space="preserve">                  </w:t>
+      </w:r>
     </w:p>
     <w:p>
       <w:pPr>
@@ -6157,7 +6288,7 @@
           </mc:Choice>
           <mc:Fallback>
             <w:pict>
-              <v:group w14:anchorId="347E45D9" id="Group 26" o:spid="_x0000_s1026" style="width:125.95pt;height:.75pt;mso-position-horizontal-relative:char;mso-position-vertical-relative:line" coordsize="15995,95" o:gfxdata="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">
+              <v:group w14:anchorId="1D769520" id="Group 26" o:spid="_x0000_s1026" style="width:125.95pt;height:.75pt;mso-position-horizontal-relative:char;mso-position-vertical-relative:line" coordsize="15995,95" o:gfxdata="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">
                 <v:shape id="Graphic 27" o:spid="_x0000_s1027" style="position:absolute;top:45;width:15995;height:13;visibility:visible;mso-wrap-style:square;v-text-anchor:top" coordsize="1599565,1270" o:gfxdata="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" path="m,l1598938,e" filled="f" strokeweight=".25314mm">
                   <v:path arrowok="t"/>
                 </v:shape>
@@ -6253,7 +6384,7 @@
           </mc:Choice>
           <mc:Fallback>
             <w:pict>
-              <v:group w14:anchorId="61A37E3B" id="Group 28" o:spid="_x0000_s1026" style="width:125.95pt;height:.75pt;mso-position-horizontal-relative:char;mso-position-vertical-relative:line" coordsize="15995,95" o:gfxdata="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">
+              <v:group w14:anchorId="7EBAA31C" id="Group 28" o:spid="_x0000_s1026" style="width:125.95pt;height:.75pt;mso-position-horizontal-relative:char;mso-position-vertical-relative:line" coordsize="15995,95" o:gfxdata="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">
                 <v:shape id="Graphic 29" o:spid="_x0000_s1027" style="position:absolute;top:45;width:15995;height:13;visibility:visible;mso-wrap-style:square;v-text-anchor:top" coordsize="1599565,1270" o:gfxdata="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" path="m,l1598938,e" filled="f" strokeweight=".25314mm">
                   <v:path arrowok="t"/>
                 </v:shape>
@@ -6278,89 +6409,6 @@
           <w:szCs w:val="24"/>
         </w:rPr>
       </w:pPr>
-      <w:r>
-        <w:rPr>
-          <w:rFonts w:asciiTheme="minorHAnsi" w:hAnsiTheme="minorHAnsi" w:cstheme="minorHAnsi"/>
-          <w:b/>
-          <w:noProof/>
-          <w:sz w:val="24"/>
-          <w:szCs w:val="24"/>
-        </w:rPr>
-        <mc:AlternateContent>
-          <mc:Choice Requires="wps">
-            <w:drawing>
-              <wp:anchor distT="0" distB="0" distL="0" distR="0" simplePos="0" relativeHeight="251656192" behindDoc="0" locked="0" layoutInCell="1" allowOverlap="1" wp14:anchorId="68DCFF72" wp14:editId="01409E19">
-                <wp:simplePos x="0" y="0"/>
-                <wp:positionH relativeFrom="page">
-                  <wp:posOffset>1105204</wp:posOffset>
-                </wp:positionH>
-                <wp:positionV relativeFrom="paragraph">
-                  <wp:posOffset>-12700</wp:posOffset>
-                </wp:positionV>
-                <wp:extent cx="1599565" cy="1270"/>
-                <wp:effectExtent l="0" t="0" r="0" b="0"/>
-                <wp:wrapNone/>
-                <wp:docPr id="30" name="Graphic 30"/>
-                <wp:cNvGraphicFramePr>
-                  <a:graphicFrameLocks xmlns:a="http://schemas.openxmlformats.org/drawingml/2006/main"/>
-                </wp:cNvGraphicFramePr>
-                <a:graphic xmlns:a="http://schemas.openxmlformats.org/drawingml/2006/main">
-                  <a:graphicData uri="http://schemas.microsoft.com/office/word/2010/wordprocessingShape">
-                    <wps:wsp>
-                      <wps:cNvSpPr>
-                        <a:spLocks/>
-                      </wps:cNvSpPr>
-                      <wps:spPr>
-                        <a:xfrm>
-                          <a:off x="0" y="0"/>
-                          <a:ext cx="1599565" cy="1270"/>
-                        </a:xfrm>
-                        <a:custGeom>
-                          <a:avLst/>
-                          <a:gdLst/>
-                          <a:ahLst/>
-                          <a:cxnLst/>
-                          <a:rect l="l" t="t" r="r" b="b"/>
-                          <a:pathLst>
-                            <a:path w="1599565">
-                              <a:moveTo>
-                                <a:pt x="0" y="0"/>
-                              </a:moveTo>
-                              <a:lnTo>
-                                <a:pt x="1598938" y="0"/>
-                              </a:lnTo>
-                            </a:path>
-                          </a:pathLst>
-                        </a:custGeom>
-                        <a:ln w="9113">
-                          <a:solidFill>
-                            <a:srgbClr val="000000"/>
-                          </a:solidFill>
-                          <a:prstDash val="solid"/>
-                        </a:ln>
-                      </wps:spPr>
-                      <wps:bodyPr wrap="square" lIns="0" tIns="0" rIns="0" bIns="0" rtlCol="0">
-                        <a:prstTxWarp prst="textNoShape">
-                          <a:avLst/>
-                        </a:prstTxWarp>
-                        <a:noAutofit/>
-                      </wps:bodyPr>
-                    </wps:wsp>
-                  </a:graphicData>
-                </a:graphic>
-              </wp:anchor>
-            </w:drawing>
-          </mc:Choice>
-          <mc:Fallback>
-            <w:pict>
-              <v:shape w14:anchorId="7C0187AB" id="Graphic 30" o:spid="_x0000_s1026" style="position:absolute;margin-left:87pt;margin-top:-1pt;width:125.95pt;height:.1pt;z-index:251656192;visibility:visible;mso-wrap-style:square;mso-wrap-distance-left:0;mso-wrap-distance-top:0;mso-wrap-distance-right:0;mso-wrap-distance-bottom:0;mso-position-horizontal:absolute;mso-position-horizontal-relative:page;mso-position-vertical:absolute;mso-position-vertical-relative:text;v-text-anchor:top" coordsize="1599565,1270" o:gfxdata="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" path="m,l1598938,e" filled="f" strokeweight=".25314mm">
-                <v:path arrowok="t"/>
-                <w10:wrap anchorx="page"/>
-              </v:shape>
-            </w:pict>
-          </mc:Fallback>
-        </mc:AlternateContent>
-      </w:r>
       <w:r>
         <w:rPr>
           <w:rFonts w:asciiTheme="minorHAnsi" w:hAnsiTheme="minorHAnsi" w:cstheme="minorHAnsi"/>
@@ -6909,6 +6957,7 @@
   <w:style w:type="paragraph" w:styleId="BodyText">
     <w:name w:val="Body Text"/>
     <w:basedOn w:val="Normal"/>
+    <w:link w:val="BodyTextChar"/>
     <w:uiPriority w:val="1"/>
     <w:qFormat/>
     <w:rPr>
@@ -6945,6 +6994,18 @@
     <w:basedOn w:val="Normal"/>
     <w:uiPriority w:val="1"/>
     <w:qFormat/>
+  </w:style>
+  <w:style w:type="character" w:customStyle="1" w:styleId="BodyTextChar">
+    <w:name w:val="Body Text Char"/>
+    <w:basedOn w:val="DefaultParagraphFont"/>
+    <w:link w:val="BodyText"/>
+    <w:uiPriority w:val="1"/>
+    <w:rsid w:val="008E18B2"/>
+    <w:rPr>
+      <w:rFonts w:ascii="Arial MT" w:eastAsia="Arial MT" w:hAnsi="Arial MT" w:cs="Arial MT"/>
+      <w:sz w:val="15"/>
+      <w:szCs w:val="15"/>
+    </w:rPr>
   </w:style>
 </w:styles>
 </file>
